--- a/v1_1/document_templates/generation_payment_order.docx
+++ b/v1_1/document_templates/generation_payment_order.docx
@@ -345,7 +345,6 @@
                 <w:lang w:val="en-US"/>
               </w:rPr>
             </w:pPr>
-            <w:proofErr w:type="gramStart"/>
             <w:r>
               <w:rPr>
                 <w:lang w:val="en-US"/>
@@ -360,7 +359,6 @@
               <w:t>nowDate</w:t>
             </w:r>
             <w:proofErr w:type="spellEnd"/>
-            <w:proofErr w:type="gramEnd"/>
             <w:r>
               <w:rPr>
                 <w:lang w:val="en-US"/>
@@ -663,7 +661,6 @@
                 <w:lang w:val="en-US"/>
               </w:rPr>
             </w:pPr>
-            <w:proofErr w:type="gramStart"/>
             <w:r>
               <w:rPr>
                 <w:lang w:val="en-US"/>
@@ -678,7 +675,6 @@
               <w:t>textSum</w:t>
             </w:r>
             <w:proofErr w:type="spellEnd"/>
-            <w:proofErr w:type="gramEnd"/>
             <w:r>
               <w:rPr>
                 <w:lang w:val="en-US"/>
@@ -724,44 +720,21 @@
             <w:r>
               <w:t xml:space="preserve">ИНН </w:t>
             </w:r>
-            <w:proofErr w:type="gramStart"/>
-            <w:r>
-              <w:rPr>
-                <w:lang w:val="en-US"/>
-              </w:rPr>
-              <w:t>{{</w:t>
-            </w:r>
-            <w:r>
-              <w:rPr>
-                <w:lang w:val="en-US"/>
-              </w:rPr>
+            <w:r>
+              <w:t xml:space="preserve">{{ </w:t>
+            </w:r>
+            <w:proofErr w:type="spellStart"/>
+            <w:r>
+              <w:rPr>
+                <w:lang w:val="en-US"/>
+              </w:rPr>
+              <w:t>WorkerINN</w:t>
+            </w:r>
+            <w:proofErr w:type="spellEnd"/>
+            <w:r>
               <w:t xml:space="preserve"> </w:t>
             </w:r>
-            <w:proofErr w:type="spellStart"/>
-            <w:r>
-              <w:rPr>
-                <w:lang w:val="en-US"/>
-              </w:rPr>
-              <w:t>organization</w:t>
-            </w:r>
-            <w:r>
-              <w:rPr>
-                <w:lang w:val="en-US"/>
-              </w:rPr>
-              <w:t>INN</w:t>
-            </w:r>
-            <w:proofErr w:type="spellEnd"/>
-            <w:proofErr w:type="gramEnd"/>
-            <w:r>
-              <w:rPr>
-                <w:lang w:val="en-US"/>
-              </w:rPr>
-              <w:t xml:space="preserve"> </w:t>
-            </w:r>
-            <w:r>
-              <w:rPr>
-                <w:lang w:val="en-US"/>
-              </w:rPr>
+            <w:r>
               <w:t>}}</w:t>
             </w:r>
           </w:p>
@@ -785,33 +758,8 @@
             <w:r>
               <w:t xml:space="preserve">КПП </w:t>
             </w:r>
-            <w:proofErr w:type="gramStart"/>
-            <w:r>
-              <w:rPr>
-                <w:lang w:val="en-US"/>
-              </w:rPr>
-              <w:t xml:space="preserve">{{ </w:t>
-            </w:r>
-            <w:proofErr w:type="spellStart"/>
-            <w:r>
-              <w:rPr>
-                <w:lang w:val="en-US"/>
-              </w:rPr>
-              <w:t>organization</w:t>
-            </w:r>
-            <w:r>
-              <w:rPr>
-                <w:lang w:val="en-US"/>
-              </w:rPr>
-              <w:t>KPP</w:t>
-            </w:r>
-            <w:proofErr w:type="spellEnd"/>
-            <w:proofErr w:type="gramEnd"/>
-            <w:r>
-              <w:rPr>
-                <w:lang w:val="en-US"/>
-              </w:rPr>
-              <w:t xml:space="preserve"> }}</w:t>
+            <w:r>
+              <w:t>0</w:t>
             </w:r>
           </w:p>
         </w:tc>
@@ -856,7 +804,6 @@
                 <w:lang w:val="en-US"/>
               </w:rPr>
             </w:pPr>
-            <w:proofErr w:type="gramStart"/>
             <w:r>
               <w:rPr>
                 <w:lang w:val="en-US"/>
@@ -869,7 +816,6 @@
               </w:rPr>
               <w:t>sum</w:t>
             </w:r>
-            <w:proofErr w:type="gramEnd"/>
             <w:r>
               <w:rPr>
                 <w:lang w:val="en-US"/>
@@ -912,7 +858,6 @@
                 <w:lang w:val="en-US"/>
               </w:rPr>
             </w:pPr>
-            <w:proofErr w:type="gramStart"/>
             <w:r>
               <w:rPr>
                 <w:lang w:val="en-US"/>
@@ -925,7 +870,6 @@
               </w:rPr>
               <w:t>organization</w:t>
             </w:r>
-            <w:proofErr w:type="gramEnd"/>
             <w:r>
               <w:rPr>
                 <w:lang w:val="en-US"/>
@@ -1051,7 +995,6 @@
                 <w:lang w:val="en-US"/>
               </w:rPr>
             </w:pPr>
-            <w:proofErr w:type="gramStart"/>
             <w:r>
               <w:rPr>
                 <w:lang w:val="en-US"/>
@@ -1066,7 +1009,6 @@
               <w:t>paymentAccountOrganization</w:t>
             </w:r>
             <w:proofErr w:type="spellEnd"/>
-            <w:proofErr w:type="gramEnd"/>
             <w:r>
               <w:rPr>
                 <w:lang w:val="en-US"/>
@@ -1181,7 +1123,6 @@
                 <w:lang w:val="en-US"/>
               </w:rPr>
             </w:pPr>
-            <w:proofErr w:type="gramStart"/>
             <w:r>
               <w:rPr>
                 <w:lang w:val="en-US"/>
@@ -1196,7 +1137,6 @@
               <w:t>nameBank</w:t>
             </w:r>
             <w:proofErr w:type="spellEnd"/>
-            <w:proofErr w:type="gramEnd"/>
             <w:r>
               <w:rPr>
                 <w:lang w:val="en-US"/>
@@ -1263,7 +1203,6 @@
                 <w:lang w:val="en-US"/>
               </w:rPr>
             </w:pPr>
-            <w:proofErr w:type="gramStart"/>
             <w:r>
               <w:rPr>
                 <w:lang w:val="en-US"/>
@@ -1276,7 +1215,6 @@
               </w:rPr>
               <w:t>BIC</w:t>
             </w:r>
-            <w:proofErr w:type="gramEnd"/>
             <w:r>
               <w:rPr>
                 <w:lang w:val="en-US"/>
@@ -1364,7 +1302,6 @@
                 <w:lang w:val="en-US"/>
               </w:rPr>
             </w:pPr>
-            <w:proofErr w:type="gramStart"/>
             <w:r>
               <w:rPr>
                 <w:lang w:val="en-US"/>
@@ -1379,7 +1316,6 @@
               <w:t>correspondentAccount</w:t>
             </w:r>
             <w:proofErr w:type="spellEnd"/>
-            <w:proofErr w:type="gramEnd"/>
             <w:r>
               <w:rPr>
                 <w:lang w:val="en-US"/>
@@ -2400,11 +2336,47 @@
           </w:tcPr>
           <w:p/>
           <w:p>
-            <w:r>
-              <w:t xml:space="preserve">Авансовый платёж по патенту </w:t>
-            </w:r>
-            <w:proofErr w:type="gramStart"/>
-            <w:r>
+            <w:pPr>
+              <w:rPr>
+                <w:lang w:val="en-US"/>
+              </w:rPr>
+            </w:pPr>
+            <w:r>
+              <w:t>ИНН</w:t>
+            </w:r>
+            <w:r>
+              <w:rPr>
+                <w:lang w:val="en-US"/>
+              </w:rPr>
+              <w:t xml:space="preserve"> {{ </w:t>
+            </w:r>
+            <w:proofErr w:type="spellStart"/>
+            <w:r>
+              <w:rPr>
+                <w:lang w:val="en-US"/>
+              </w:rPr>
+              <w:t>organization</w:t>
+            </w:r>
+            <w:r>
+              <w:rPr>
+                <w:lang w:val="en-US"/>
+              </w:rPr>
+              <w:t>INN</w:t>
+            </w:r>
+            <w:proofErr w:type="spellEnd"/>
+            <w:r>
+              <w:rPr>
+                <w:lang w:val="en-US"/>
+              </w:rPr>
+              <w:t xml:space="preserve"> }}/ </w:t>
+            </w:r>
+            <w:r>
+              <w:t>КПП</w:t>
+            </w:r>
+            <w:r>
+              <w:rPr>
+                <w:lang w:val="en-US"/>
+              </w:rPr>
               <w:t xml:space="preserve">{{ </w:t>
             </w:r>
             <w:proofErr w:type="spellStart"/>
@@ -2412,45 +2384,33 @@
               <w:rPr>
                 <w:lang w:val="en-US"/>
               </w:rPr>
+              <w:t>organization</w:t>
+            </w:r>
+            <w:r>
+              <w:rPr>
+                <w:lang w:val="en-US"/>
+              </w:rPr>
+              <w:t>KPP</w:t>
+            </w:r>
+            <w:proofErr w:type="spellEnd"/>
+            <w:r>
+              <w:rPr>
+                <w:lang w:val="en-US"/>
+              </w:rPr>
+              <w:t xml:space="preserve"> }} / {{ </w:t>
+            </w:r>
+            <w:proofErr w:type="spellStart"/>
+            <w:r>
+              <w:rPr>
+                <w:lang w:val="en-US"/>
+              </w:rPr>
               <w:t>fullName</w:t>
             </w:r>
             <w:proofErr w:type="spellEnd"/>
-            <w:proofErr w:type="gramEnd"/>
-            <w:r>
-              <w:t xml:space="preserve"> </w:t>
-            </w:r>
-            <w:r>
-              <w:t>}}</w:t>
-            </w:r>
-            <w:r>
-              <w:t xml:space="preserve"> </w:t>
-            </w:r>
-            <w:r>
-              <w:t xml:space="preserve">{{ </w:t>
-            </w:r>
-            <w:proofErr w:type="spellStart"/>
-            <w:r>
-              <w:rPr>
-                <w:lang w:val="en-US"/>
-              </w:rPr>
-              <w:t>WorkerINN</w:t>
-            </w:r>
-            <w:proofErr w:type="spellEnd"/>
-            <w:r>
-              <w:t xml:space="preserve"> </w:t>
-            </w:r>
-            <w:r>
-              <w:t>}}</w:t>
-            </w:r>
-            <w:r>
-              <w:t xml:space="preserve"> {{ </w:t>
-            </w:r>
-            <w:proofErr w:type="spellStart"/>
-            <w:r>
-              <w:t>period</w:t>
-            </w:r>
-            <w:proofErr w:type="spellEnd"/>
-            <w:r>
+            <w:r>
+              <w:rPr>
+                <w:lang w:val="en-US"/>
+              </w:rPr>
               <w:t xml:space="preserve"> }}</w:t>
             </w:r>
           </w:p>
@@ -2487,6 +2447,9 @@
             </w:pPr>
             <w:r>
               <w:t>Назначение платежа</w:t>
+            </w:r>
+            <w:r>
+              <w:t xml:space="preserve"> </w:t>
             </w:r>
           </w:p>
         </w:tc>

--- a/v1_1/document_templates/generation_payment_order.docx
+++ b/v1_1/document_templates/generation_payment_order.docx
@@ -1,6 +1,6 @@
 
 <file path=word/document.xml><?xml version="1.0" encoding="utf-8"?>
-<w:document xmlns:wpc="http://schemas.microsoft.com/office/word/2010/wordprocessingCanvas" xmlns:cx="http://schemas.microsoft.com/office/drawing/2014/chartex" xmlns:cx1="http://schemas.microsoft.com/office/drawing/2015/9/8/chartex" xmlns:cx2="http://schemas.microsoft.com/office/drawing/2015/10/21/chartex" xmlns:cx3="http://schemas.microsoft.com/office/drawing/2016/5/9/chartex" xmlns:cx4="http://schemas.microsoft.com/office/drawing/2016/5/10/chartex" xmlns:cx5="http://schemas.microsoft.com/office/drawing/2016/5/11/chartex" xmlns:cx6="http://schemas.microsoft.com/office/drawing/2016/5/12/chartex" xmlns:cx7="http://schemas.microsoft.com/office/drawing/2016/5/13/chartex" xmlns:cx8="http://schemas.microsoft.com/office/drawing/2016/5/14/chartex" xmlns:mc="http://schemas.openxmlformats.org/markup-compatibility/2006" xmlns:aink="http://schemas.microsoft.com/office/drawing/2016/ink" xmlns:am3d="http://schemas.microsoft.com/office/drawing/2017/model3d" xmlns:o="urn:schemas-microsoft-com:office:office" xmlns:oel="http://schemas.microsoft.com/office/2019/extlst" xmlns:r="http://schemas.openxmlformats.org/officeDocument/2006/relationships" xmlns:m="http://schemas.openxmlformats.org/officeDocument/2006/math" xmlns:v="urn:schemas-microsoft-com:vml" xmlns:wp14="http://schemas.microsoft.com/office/word/2010/wordprocessingDrawing" xmlns:wp="http://schemas.openxmlformats.org/drawingml/2006/wordprocessingDrawing" xmlns:w10="urn:schemas-microsoft-com:office:word" xmlns:w="http://schemas.openxmlformats.org/wordprocessingml/2006/main" xmlns:w14="http://schemas.microsoft.com/office/word/2010/wordml" xmlns:w15="http://schemas.microsoft.com/office/word/2012/wordml" xmlns:w16cex="http://schemas.microsoft.com/office/word/2018/wordml/cex" xmlns:w16cid="http://schemas.microsoft.com/office/word/2016/wordml/cid" xmlns:w16="http://schemas.microsoft.com/office/word/2018/wordml" xmlns:w16sdtdh="http://schemas.microsoft.com/office/word/2020/wordml/sdtdatahash" xmlns:w16se="http://schemas.microsoft.com/office/word/2015/wordml/symex" xmlns:wpg="http://schemas.microsoft.com/office/word/2010/wordprocessingGroup" xmlns:wpi="http://schemas.microsoft.com/office/word/2010/wordprocessingInk" xmlns:wne="http://schemas.microsoft.com/office/word/2006/wordml" xmlns:wps="http://schemas.microsoft.com/office/word/2010/wordprocessingShape" mc:Ignorable="w14 w15 w16se w16cid w16 w16cex w16sdtdh wp14">
+<w:document xmlns:wpc="http://schemas.microsoft.com/office/word/2010/wordprocessingCanvas" xmlns:cx="http://schemas.microsoft.com/office/drawing/2014/chartex" xmlns:cx1="http://schemas.microsoft.com/office/drawing/2015/9/8/chartex" xmlns:cx2="http://schemas.microsoft.com/office/drawing/2015/10/21/chartex" xmlns:cx3="http://schemas.microsoft.com/office/drawing/2016/5/9/chartex" xmlns:cx4="http://schemas.microsoft.com/office/drawing/2016/5/10/chartex" xmlns:cx5="http://schemas.microsoft.com/office/drawing/2016/5/11/chartex" xmlns:cx6="http://schemas.microsoft.com/office/drawing/2016/5/12/chartex" xmlns:cx7="http://schemas.microsoft.com/office/drawing/2016/5/13/chartex" xmlns:cx8="http://schemas.microsoft.com/office/drawing/2016/5/14/chartex" xmlns:mc="http://schemas.openxmlformats.org/markup-compatibility/2006" xmlns:aink="http://schemas.microsoft.com/office/drawing/2016/ink" xmlns:am3d="http://schemas.microsoft.com/office/drawing/2017/model3d" xmlns:o="urn:schemas-microsoft-com:office:office" xmlns:oel="http://schemas.microsoft.com/office/2019/extlst" xmlns:r="http://schemas.openxmlformats.org/officeDocument/2006/relationships" xmlns:m="http://schemas.openxmlformats.org/officeDocument/2006/math" xmlns:v="urn:schemas-microsoft-com:vml" xmlns:wp14="http://schemas.microsoft.com/office/word/2010/wordprocessingDrawing" xmlns:wp="http://schemas.openxmlformats.org/drawingml/2006/wordprocessingDrawing" xmlns:w10="urn:schemas-microsoft-com:office:word" xmlns:w="http://schemas.openxmlformats.org/wordprocessingml/2006/main" xmlns:w14="http://schemas.microsoft.com/office/word/2010/wordml" xmlns:w15="http://schemas.microsoft.com/office/word/2012/wordml" xmlns:w16cex="http://schemas.microsoft.com/office/word/2018/wordml/cex" xmlns:w16cid="http://schemas.microsoft.com/office/word/2016/wordml/cid" xmlns:w16="http://schemas.microsoft.com/office/word/2018/wordml" xmlns:w16du="http://schemas.microsoft.com/office/word/2023/wordml/word16du" xmlns:w16sdtdh="http://schemas.microsoft.com/office/word/2020/wordml/sdtdatahash" xmlns:w16se="http://schemas.microsoft.com/office/word/2015/wordml/symex" xmlns:wpg="http://schemas.microsoft.com/office/word/2010/wordprocessingGroup" xmlns:wpi="http://schemas.microsoft.com/office/word/2010/wordprocessingInk" xmlns:wne="http://schemas.microsoft.com/office/word/2006/wordml" xmlns:wps="http://schemas.microsoft.com/office/word/2010/wordprocessingShape" mc:Ignorable="w14 w15 w16se w16cid w16 w16cex w16sdtdh w16du wp14">
   <w:body>
     <w:tbl>
       <w:tblPr>
@@ -345,6 +345,7 @@
                 <w:lang w:val="en-US"/>
               </w:rPr>
             </w:pPr>
+            <w:proofErr w:type="gramStart"/>
             <w:r>
               <w:rPr>
                 <w:lang w:val="en-US"/>
@@ -359,6 +360,7 @@
               <w:t>nowDate</w:t>
             </w:r>
             <w:proofErr w:type="spellEnd"/>
+            <w:proofErr w:type="gramEnd"/>
             <w:r>
               <w:rPr>
                 <w:lang w:val="en-US"/>
@@ -661,6 +663,7 @@
                 <w:lang w:val="en-US"/>
               </w:rPr>
             </w:pPr>
+            <w:proofErr w:type="gramStart"/>
             <w:r>
               <w:rPr>
                 <w:lang w:val="en-US"/>
@@ -675,6 +678,7 @@
               <w:t>textSum</w:t>
             </w:r>
             <w:proofErr w:type="spellEnd"/>
+            <w:proofErr w:type="gramEnd"/>
             <w:r>
               <w:rPr>
                 <w:lang w:val="en-US"/>
@@ -720,6 +724,7 @@
             <w:r>
               <w:t xml:space="preserve">ИНН </w:t>
             </w:r>
+            <w:proofErr w:type="gramStart"/>
             <w:r>
               <w:t xml:space="preserve">{{ </w:t>
             </w:r>
@@ -731,6 +736,7 @@
               <w:t>WorkerINN</w:t>
             </w:r>
             <w:proofErr w:type="spellEnd"/>
+            <w:proofErr w:type="gramEnd"/>
             <w:r>
               <w:t xml:space="preserve"> </w:t>
             </w:r>
@@ -804,6 +810,7 @@
                 <w:lang w:val="en-US"/>
               </w:rPr>
             </w:pPr>
+            <w:proofErr w:type="gramStart"/>
             <w:r>
               <w:rPr>
                 <w:lang w:val="en-US"/>
@@ -816,6 +823,7 @@
               </w:rPr>
               <w:t>sum</w:t>
             </w:r>
+            <w:proofErr w:type="gramEnd"/>
             <w:r>
               <w:rPr>
                 <w:lang w:val="en-US"/>
@@ -858,6 +866,7 @@
                 <w:lang w:val="en-US"/>
               </w:rPr>
             </w:pPr>
+            <w:proofErr w:type="gramStart"/>
             <w:r>
               <w:rPr>
                 <w:lang w:val="en-US"/>
@@ -870,6 +879,7 @@
               </w:rPr>
               <w:t>organization</w:t>
             </w:r>
+            <w:proofErr w:type="gramEnd"/>
             <w:r>
               <w:rPr>
                 <w:lang w:val="en-US"/>
@@ -995,6 +1005,7 @@
                 <w:lang w:val="en-US"/>
               </w:rPr>
             </w:pPr>
+            <w:proofErr w:type="gramStart"/>
             <w:r>
               <w:rPr>
                 <w:lang w:val="en-US"/>
@@ -1009,6 +1020,7 @@
               <w:t>paymentAccountOrganization</w:t>
             </w:r>
             <w:proofErr w:type="spellEnd"/>
+            <w:proofErr w:type="gramEnd"/>
             <w:r>
               <w:rPr>
                 <w:lang w:val="en-US"/>
@@ -1123,6 +1135,7 @@
                 <w:lang w:val="en-US"/>
               </w:rPr>
             </w:pPr>
+            <w:proofErr w:type="gramStart"/>
             <w:r>
               <w:rPr>
                 <w:lang w:val="en-US"/>
@@ -1137,6 +1150,7 @@
               <w:t>nameBank</w:t>
             </w:r>
             <w:proofErr w:type="spellEnd"/>
+            <w:proofErr w:type="gramEnd"/>
             <w:r>
               <w:rPr>
                 <w:lang w:val="en-US"/>
@@ -1203,6 +1217,7 @@
                 <w:lang w:val="en-US"/>
               </w:rPr>
             </w:pPr>
+            <w:proofErr w:type="gramStart"/>
             <w:r>
               <w:rPr>
                 <w:lang w:val="en-US"/>
@@ -1215,6 +1230,7 @@
               </w:rPr>
               <w:t>BIC</w:t>
             </w:r>
+            <w:proofErr w:type="gramEnd"/>
             <w:r>
               <w:rPr>
                 <w:lang w:val="en-US"/>
@@ -1302,6 +1318,7 @@
                 <w:lang w:val="en-US"/>
               </w:rPr>
             </w:pPr>
+            <w:proofErr w:type="gramStart"/>
             <w:r>
               <w:rPr>
                 <w:lang w:val="en-US"/>
@@ -1316,6 +1333,7 @@
               <w:t>correspondentAccount</w:t>
             </w:r>
             <w:proofErr w:type="spellEnd"/>
+            <w:proofErr w:type="gramEnd"/>
             <w:r>
               <w:rPr>
                 <w:lang w:val="en-US"/>
@@ -2334,7 +2352,13 @@
               <w:right w:val="nil"/>
             </w:tcBorders>
           </w:tcPr>
-          <w:p/>
+          <w:p>
+            <w:pPr>
+              <w:rPr>
+                <w:lang w:val="en-US"/>
+              </w:rPr>
+            </w:pPr>
+          </w:p>
           <w:p>
             <w:pPr>
               <w:rPr>
@@ -2348,7 +2372,14 @@
               <w:rPr>
                 <w:lang w:val="en-US"/>
               </w:rPr>
-              <w:t xml:space="preserve"> {{ </w:t>
+              <w:t xml:space="preserve"> </w:t>
+            </w:r>
+            <w:proofErr w:type="gramStart"/>
+            <w:r>
+              <w:rPr>
+                <w:lang w:val="en-US"/>
+              </w:rPr>
+              <w:t xml:space="preserve">{{ </w:t>
             </w:r>
             <w:proofErr w:type="spellStart"/>
             <w:r>
@@ -2364,6 +2395,7 @@
               <w:t>INN</w:t>
             </w:r>
             <w:proofErr w:type="spellEnd"/>
+            <w:proofErr w:type="gramEnd"/>
             <w:r>
               <w:rPr>
                 <w:lang w:val="en-US"/>
@@ -2372,6 +2404,12 @@
             </w:r>
             <w:r>
               <w:t>КПП</w:t>
+            </w:r>
+            <w:r>
+              <w:rPr>
+                <w:lang w:val="en-US"/>
+              </w:rPr>
+              <w:t xml:space="preserve"> </w:t>
             </w:r>
             <w:r>
               <w:rPr>
@@ -2612,7 +2650,7 @@
 </file>
 
 <file path=word/endnotes.xml><?xml version="1.0" encoding="utf-8"?>
-<w:endnotes xmlns:wpc="http://schemas.microsoft.com/office/word/2010/wordprocessingCanvas" xmlns:cx="http://schemas.microsoft.com/office/drawing/2014/chartex" xmlns:cx1="http://schemas.microsoft.com/office/drawing/2015/9/8/chartex" xmlns:cx2="http://schemas.microsoft.com/office/drawing/2015/10/21/chartex" xmlns:cx3="http://schemas.microsoft.com/office/drawing/2016/5/9/chartex" xmlns:cx4="http://schemas.microsoft.com/office/drawing/2016/5/10/chartex" xmlns:cx5="http://schemas.microsoft.com/office/drawing/2016/5/11/chartex" xmlns:cx6="http://schemas.microsoft.com/office/drawing/2016/5/12/chartex" xmlns:cx7="http://schemas.microsoft.com/office/drawing/2016/5/13/chartex" xmlns:cx8="http://schemas.microsoft.com/office/drawing/2016/5/14/chartex" xmlns:mc="http://schemas.openxmlformats.org/markup-compatibility/2006" xmlns:aink="http://schemas.microsoft.com/office/drawing/2016/ink" xmlns:am3d="http://schemas.microsoft.com/office/drawing/2017/model3d" xmlns:o="urn:schemas-microsoft-com:office:office" xmlns:oel="http://schemas.microsoft.com/office/2019/extlst" xmlns:r="http://schemas.openxmlformats.org/officeDocument/2006/relationships" xmlns:m="http://schemas.openxmlformats.org/officeDocument/2006/math" xmlns:v="urn:schemas-microsoft-com:vml" xmlns:wp14="http://schemas.microsoft.com/office/word/2010/wordprocessingDrawing" xmlns:wp="http://schemas.openxmlformats.org/drawingml/2006/wordprocessingDrawing" xmlns:w10="urn:schemas-microsoft-com:office:word" xmlns:w="http://schemas.openxmlformats.org/wordprocessingml/2006/main" xmlns:w14="http://schemas.microsoft.com/office/word/2010/wordml" xmlns:w15="http://schemas.microsoft.com/office/word/2012/wordml" xmlns:w16cex="http://schemas.microsoft.com/office/word/2018/wordml/cex" xmlns:w16cid="http://schemas.microsoft.com/office/word/2016/wordml/cid" xmlns:w16="http://schemas.microsoft.com/office/word/2018/wordml" xmlns:w16sdtdh="http://schemas.microsoft.com/office/word/2020/wordml/sdtdatahash" xmlns:w16se="http://schemas.microsoft.com/office/word/2015/wordml/symex" xmlns:wpg="http://schemas.microsoft.com/office/word/2010/wordprocessingGroup" xmlns:wpi="http://schemas.microsoft.com/office/word/2010/wordprocessingInk" xmlns:wne="http://schemas.microsoft.com/office/word/2006/wordml" xmlns:wps="http://schemas.microsoft.com/office/word/2010/wordprocessingShape" mc:Ignorable="w14 w15 w16se w16cid w16 w16cex w16sdtdh wp14">
+<w:endnotes xmlns:wpc="http://schemas.microsoft.com/office/word/2010/wordprocessingCanvas" xmlns:cx="http://schemas.microsoft.com/office/drawing/2014/chartex" xmlns:cx1="http://schemas.microsoft.com/office/drawing/2015/9/8/chartex" xmlns:cx2="http://schemas.microsoft.com/office/drawing/2015/10/21/chartex" xmlns:cx3="http://schemas.microsoft.com/office/drawing/2016/5/9/chartex" xmlns:cx4="http://schemas.microsoft.com/office/drawing/2016/5/10/chartex" xmlns:cx5="http://schemas.microsoft.com/office/drawing/2016/5/11/chartex" xmlns:cx6="http://schemas.microsoft.com/office/drawing/2016/5/12/chartex" xmlns:cx7="http://schemas.microsoft.com/office/drawing/2016/5/13/chartex" xmlns:cx8="http://schemas.microsoft.com/office/drawing/2016/5/14/chartex" xmlns:mc="http://schemas.openxmlformats.org/markup-compatibility/2006" xmlns:aink="http://schemas.microsoft.com/office/drawing/2016/ink" xmlns:am3d="http://schemas.microsoft.com/office/drawing/2017/model3d" xmlns:o="urn:schemas-microsoft-com:office:office" xmlns:oel="http://schemas.microsoft.com/office/2019/extlst" xmlns:r="http://schemas.openxmlformats.org/officeDocument/2006/relationships" xmlns:m="http://schemas.openxmlformats.org/officeDocument/2006/math" xmlns:v="urn:schemas-microsoft-com:vml" xmlns:wp14="http://schemas.microsoft.com/office/word/2010/wordprocessingDrawing" xmlns:wp="http://schemas.openxmlformats.org/drawingml/2006/wordprocessingDrawing" xmlns:w10="urn:schemas-microsoft-com:office:word" xmlns:w="http://schemas.openxmlformats.org/wordprocessingml/2006/main" xmlns:w14="http://schemas.microsoft.com/office/word/2010/wordml" xmlns:w15="http://schemas.microsoft.com/office/word/2012/wordml" xmlns:w16cex="http://schemas.microsoft.com/office/word/2018/wordml/cex" xmlns:w16cid="http://schemas.microsoft.com/office/word/2016/wordml/cid" xmlns:w16="http://schemas.microsoft.com/office/word/2018/wordml" xmlns:w16du="http://schemas.microsoft.com/office/word/2023/wordml/word16du" xmlns:w16sdtdh="http://schemas.microsoft.com/office/word/2020/wordml/sdtdatahash" xmlns:w16se="http://schemas.microsoft.com/office/word/2015/wordml/symex" xmlns:wpg="http://schemas.microsoft.com/office/word/2010/wordprocessingGroup" xmlns:wpi="http://schemas.microsoft.com/office/word/2010/wordprocessingInk" xmlns:wne="http://schemas.microsoft.com/office/word/2006/wordml" xmlns:wps="http://schemas.microsoft.com/office/word/2010/wordprocessingShape" mc:Ignorable="w14 w15 w16se w16cid w16 w16cex w16sdtdh w16du wp14">
   <w:endnote w:type="separator" w:id="-1">
     <w:p>
       <w:r>
@@ -2631,7 +2669,7 @@
 </file>
 
 <file path=word/footnotes.xml><?xml version="1.0" encoding="utf-8"?>
-<w:footnotes xmlns:wpc="http://schemas.microsoft.com/office/word/2010/wordprocessingCanvas" xmlns:cx="http://schemas.microsoft.com/office/drawing/2014/chartex" xmlns:cx1="http://schemas.microsoft.com/office/drawing/2015/9/8/chartex" xmlns:cx2="http://schemas.microsoft.com/office/drawing/2015/10/21/chartex" xmlns:cx3="http://schemas.microsoft.com/office/drawing/2016/5/9/chartex" xmlns:cx4="http://schemas.microsoft.com/office/drawing/2016/5/10/chartex" xmlns:cx5="http://schemas.microsoft.com/office/drawing/2016/5/11/chartex" xmlns:cx6="http://schemas.microsoft.com/office/drawing/2016/5/12/chartex" xmlns:cx7="http://schemas.microsoft.com/office/drawing/2016/5/13/chartex" xmlns:cx8="http://schemas.microsoft.com/office/drawing/2016/5/14/chartex" xmlns:mc="http://schemas.openxmlformats.org/markup-compatibility/2006" xmlns:aink="http://schemas.microsoft.com/office/drawing/2016/ink" xmlns:am3d="http://schemas.microsoft.com/office/drawing/2017/model3d" xmlns:o="urn:schemas-microsoft-com:office:office" xmlns:oel="http://schemas.microsoft.com/office/2019/extlst" xmlns:r="http://schemas.openxmlformats.org/officeDocument/2006/relationships" xmlns:m="http://schemas.openxmlformats.org/officeDocument/2006/math" xmlns:v="urn:schemas-microsoft-com:vml" xmlns:wp14="http://schemas.microsoft.com/office/word/2010/wordprocessingDrawing" xmlns:wp="http://schemas.openxmlformats.org/drawingml/2006/wordprocessingDrawing" xmlns:w10="urn:schemas-microsoft-com:office:word" xmlns:w="http://schemas.openxmlformats.org/wordprocessingml/2006/main" xmlns:w14="http://schemas.microsoft.com/office/word/2010/wordml" xmlns:w15="http://schemas.microsoft.com/office/word/2012/wordml" xmlns:w16cex="http://schemas.microsoft.com/office/word/2018/wordml/cex" xmlns:w16cid="http://schemas.microsoft.com/office/word/2016/wordml/cid" xmlns:w16="http://schemas.microsoft.com/office/word/2018/wordml" xmlns:w16sdtdh="http://schemas.microsoft.com/office/word/2020/wordml/sdtdatahash" xmlns:w16se="http://schemas.microsoft.com/office/word/2015/wordml/symex" xmlns:wpg="http://schemas.microsoft.com/office/word/2010/wordprocessingGroup" xmlns:wpi="http://schemas.microsoft.com/office/word/2010/wordprocessingInk" xmlns:wne="http://schemas.microsoft.com/office/word/2006/wordml" xmlns:wps="http://schemas.microsoft.com/office/word/2010/wordprocessingShape" mc:Ignorable="w14 w15 w16se w16cid w16 w16cex w16sdtdh wp14">
+<w:footnotes xmlns:wpc="http://schemas.microsoft.com/office/word/2010/wordprocessingCanvas" xmlns:cx="http://schemas.microsoft.com/office/drawing/2014/chartex" xmlns:cx1="http://schemas.microsoft.com/office/drawing/2015/9/8/chartex" xmlns:cx2="http://schemas.microsoft.com/office/drawing/2015/10/21/chartex" xmlns:cx3="http://schemas.microsoft.com/office/drawing/2016/5/9/chartex" xmlns:cx4="http://schemas.microsoft.com/office/drawing/2016/5/10/chartex" xmlns:cx5="http://schemas.microsoft.com/office/drawing/2016/5/11/chartex" xmlns:cx6="http://schemas.microsoft.com/office/drawing/2016/5/12/chartex" xmlns:cx7="http://schemas.microsoft.com/office/drawing/2016/5/13/chartex" xmlns:cx8="http://schemas.microsoft.com/office/drawing/2016/5/14/chartex" xmlns:mc="http://schemas.openxmlformats.org/markup-compatibility/2006" xmlns:aink="http://schemas.microsoft.com/office/drawing/2016/ink" xmlns:am3d="http://schemas.microsoft.com/office/drawing/2017/model3d" xmlns:o="urn:schemas-microsoft-com:office:office" xmlns:oel="http://schemas.microsoft.com/office/2019/extlst" xmlns:r="http://schemas.openxmlformats.org/officeDocument/2006/relationships" xmlns:m="http://schemas.openxmlformats.org/officeDocument/2006/math" xmlns:v="urn:schemas-microsoft-com:vml" xmlns:wp14="http://schemas.microsoft.com/office/word/2010/wordprocessingDrawing" xmlns:wp="http://schemas.openxmlformats.org/drawingml/2006/wordprocessingDrawing" xmlns:w10="urn:schemas-microsoft-com:office:word" xmlns:w="http://schemas.openxmlformats.org/wordprocessingml/2006/main" xmlns:w14="http://schemas.microsoft.com/office/word/2010/wordml" xmlns:w15="http://schemas.microsoft.com/office/word/2012/wordml" xmlns:w16cex="http://schemas.microsoft.com/office/word/2018/wordml/cex" xmlns:w16cid="http://schemas.microsoft.com/office/word/2016/wordml/cid" xmlns:w16="http://schemas.microsoft.com/office/word/2018/wordml" xmlns:w16du="http://schemas.microsoft.com/office/word/2023/wordml/word16du" xmlns:w16sdtdh="http://schemas.microsoft.com/office/word/2020/wordml/sdtdatahash" xmlns:w16se="http://schemas.microsoft.com/office/word/2015/wordml/symex" xmlns:wpg="http://schemas.microsoft.com/office/word/2010/wordprocessingGroup" xmlns:wpi="http://schemas.microsoft.com/office/word/2010/wordprocessingInk" xmlns:wne="http://schemas.microsoft.com/office/word/2006/wordml" xmlns:wps="http://schemas.microsoft.com/office/word/2010/wordprocessingShape" mc:Ignorable="w14 w15 w16se w16cid w16 w16cex w16sdtdh w16du wp14">
   <w:footnote w:type="separator" w:id="-1">
     <w:p>
       <w:r>
@@ -2650,7 +2688,7 @@
 </file>
 
 <file path=word/styles.xml><?xml version="1.0" encoding="utf-8"?>
-<w:styles xmlns:mc="http://schemas.openxmlformats.org/markup-compatibility/2006" xmlns:r="http://schemas.openxmlformats.org/officeDocument/2006/relationships" xmlns:w="http://schemas.openxmlformats.org/wordprocessingml/2006/main" xmlns:w14="http://schemas.microsoft.com/office/word/2010/wordml" xmlns:w15="http://schemas.microsoft.com/office/word/2012/wordml" xmlns:w16cex="http://schemas.microsoft.com/office/word/2018/wordml/cex" xmlns:w16cid="http://schemas.microsoft.com/office/word/2016/wordml/cid" xmlns:w16="http://schemas.microsoft.com/office/word/2018/wordml" xmlns:w16sdtdh="http://schemas.microsoft.com/office/word/2020/wordml/sdtdatahash" xmlns:w16se="http://schemas.microsoft.com/office/word/2015/wordml/symex" mc:Ignorable="w14 w15 w16se w16cid w16 w16cex w16sdtdh">
+<w:styles xmlns:mc="http://schemas.openxmlformats.org/markup-compatibility/2006" xmlns:r="http://schemas.openxmlformats.org/officeDocument/2006/relationships" xmlns:w="http://schemas.openxmlformats.org/wordprocessingml/2006/main" xmlns:w14="http://schemas.microsoft.com/office/word/2010/wordml" xmlns:w15="http://schemas.microsoft.com/office/word/2012/wordml" xmlns:w16cex="http://schemas.microsoft.com/office/word/2018/wordml/cex" xmlns:w16cid="http://schemas.microsoft.com/office/word/2016/wordml/cid" xmlns:w16="http://schemas.microsoft.com/office/word/2018/wordml" xmlns:w16du="http://schemas.microsoft.com/office/word/2023/wordml/word16du" xmlns:w16sdtdh="http://schemas.microsoft.com/office/word/2020/wordml/sdtdatahash" xmlns:w16se="http://schemas.microsoft.com/office/word/2015/wordml/symex" mc:Ignorable="w14 w15 w16se w16cid w16 w16cex w16sdtdh w16du">
   <w:docDefaults>
     <w:rPrDefault>
       <w:rPr>
